--- a/实验3小组报告模板.docx
+++ b/实验3小组报告模板.docx
@@ -370,6 +370,8 @@
               </w:rPr>
               <w:t>1193230402 甘思源</w:t>
             </w:r>
+            <w:bookmarkStart w:id="27" w:name="_GoBack"/>
+            <w:bookmarkEnd w:id="27"/>
           </w:p>
         </w:tc>
       </w:tr>
@@ -2385,8 +2387,6 @@
           <w:docGrid w:linePitch="312" w:charSpace="0"/>
         </w:sectPr>
       </w:pPr>
-      <w:bookmarkStart w:id="27" w:name="_GoBack"/>
-      <w:bookmarkEnd w:id="27"/>
     </w:p>
     <w:p>
       <w:pPr>
@@ -2591,7 +2591,9 @@
         </w:tblBorders>
         <w:tblLayout w:type="autofit"/>
         <w:tblCellMar>
+          <w:top w:w="0" w:type="dxa"/>
           <w:left w:w="108" w:type="dxa"/>
+          <w:bottom w:w="0" w:type="dxa"/>
           <w:right w:w="108" w:type="dxa"/>
         </w:tblCellMar>
       </w:tblPr>
@@ -2683,7 +2685,9 @@
             <w:insideV w:val="single" w:color="auto" w:sz="4" w:space="0"/>
           </w:tblBorders>
           <w:tblCellMar>
+            <w:top w:w="0" w:type="dxa"/>
             <w:left w:w="108" w:type="dxa"/>
+            <w:bottom w:w="0" w:type="dxa"/>
             <w:right w:w="108" w:type="dxa"/>
           </w:tblCellMar>
         </w:tblPrEx>
@@ -2974,7 +2978,9 @@
         </w:tblBorders>
         <w:tblLayout w:type="autofit"/>
         <w:tblCellMar>
+          <w:top w:w="0" w:type="dxa"/>
           <w:left w:w="108" w:type="dxa"/>
+          <w:bottom w:w="0" w:type="dxa"/>
           <w:right w:w="108" w:type="dxa"/>
         </w:tblCellMar>
       </w:tblPr>
@@ -2993,6 +2999,12 @@
             <w:insideH w:val="single" w:color="auto" w:sz="4" w:space="0"/>
             <w:insideV w:val="single" w:color="auto" w:sz="4" w:space="0"/>
           </w:tblBorders>
+          <w:tblCellMar>
+            <w:top w:w="0" w:type="dxa"/>
+            <w:left w:w="108" w:type="dxa"/>
+            <w:bottom w:w="0" w:type="dxa"/>
+            <w:right w:w="108" w:type="dxa"/>
+          </w:tblCellMar>
         </w:tblPrEx>
         <w:tc>
           <w:tcPr>
@@ -3177,6 +3189,12 @@
             <w:insideH w:val="single" w:color="auto" w:sz="4" w:space="0"/>
             <w:insideV w:val="single" w:color="auto" w:sz="4" w:space="0"/>
           </w:tblBorders>
+          <w:tblCellMar>
+            <w:top w:w="0" w:type="dxa"/>
+            <w:left w:w="108" w:type="dxa"/>
+            <w:bottom w:w="0" w:type="dxa"/>
+            <w:right w:w="108" w:type="dxa"/>
+          </w:tblCellMar>
         </w:tblPrEx>
         <w:tc>
           <w:tcPr>
@@ -6638,7 +6656,7 @@
     <w:lsdException w:unhideWhenUsed="0" w:uiPriority="0" w:semiHidden="0" w:name="footnote text"/>
     <w:lsdException w:unhideWhenUsed="0" w:uiPriority="0" w:semiHidden="0" w:name="annotation text"/>
     <w:lsdException w:unhideWhenUsed="0" w:uiPriority="0" w:semiHidden="0" w:name="header"/>
-    <w:lsdException w:unhideWhenUsed="0" w:uiPriority="0" w:semiHidden="0" w:name="footer"/>
+    <w:lsdException w:qFormat="1" w:unhideWhenUsed="0" w:uiPriority="0" w:semiHidden="0" w:name="footer"/>
     <w:lsdException w:unhideWhenUsed="0" w:uiPriority="0" w:semiHidden="0" w:name="index heading"/>
     <w:lsdException w:qFormat="1" w:uiPriority="0" w:name="caption"/>
     <w:lsdException w:unhideWhenUsed="0" w:uiPriority="0" w:semiHidden="0" w:name="table of figures"/>
@@ -6960,6 +6978,7 @@
   <w:style w:type="paragraph" w:styleId="6">
     <w:name w:val="footer"/>
     <w:basedOn w:val="1"/>
+    <w:qFormat/>
     <w:uiPriority w:val="0"/>
     <w:pPr>
       <w:tabs>
